--- a/docs/alert-automation-pre-discovery.docx
+++ b/docs/alert-automation-pre-discovery.docx
@@ -87,13 +87,21 @@
       </w:pPr>
       <w:r>
         <w:rPr>
-          <w:rFonts w:ascii="Consolas" w:hAnsi="Consolas"/>
-          <w:sz w:val="20"/>
+          <w:b/>
         </w:rPr>
-        <w:t>[FILL IN]</w:t>
+        <w:t>Alert volume.</w:t>
       </w:r>
       <w:r>
-        <w:t xml:space="preserve"> Recent trend in alert volume / paging frequency that triggered the initiative.</w:t>
+        <w:t xml:space="preserve"> Our alerting pipeline ingests roughly </w:t>
+      </w:r>
+      <w:r>
+        <w:rPr>
+          <w:b/>
+        </w:rPr>
+        <w:t>4,000 alerts/minute</w:t>
+      </w:r>
+      <w:r>
+        <w:t xml:space="preserve"> (~240K/hour, ~5.7M/day). At this volume, manual triage is structurally infeasible — there is no headcount answer. Encoding the existing manual runbooks as automated workflows is the only realistic path to keep up; the human-paging slice and the top-N contributing alert classes are quantified during discovery (see §4).</w:t>
       </w:r>
     </w:p>
     <w:p>
@@ -102,13 +110,12 @@
       </w:pPr>
       <w:r>
         <w:rPr>
-          <w:rFonts w:ascii="Consolas" w:hAnsi="Consolas"/>
-          <w:sz w:val="20"/>
+          <w:b/>
         </w:rPr>
-        <w:t>[FILL IN]</w:t>
+        <w:t>Strategic alignment.</w:t>
       </w:r>
       <w:r>
-        <w:t xml:space="preserve"> Strategic context — does this slot under an SRE / Reliability OKR for the year?</w:t>
+        <w:t xml:space="preserve"> Bottom-up initiative raised by the platform group, with manager-level sponsorship in place. Not currently mapped to a top-level SRE/Reliability OKR; ladders into the org's operational-excellence themes — reducing on-call toil, codifying tribal knowledge, and unblocking application teams from platform-team capacity. Formal OKR placement is itself a discovery deliverable: either propose this as a contributor to an existing reliability OKR or stand up a dedicated key result.</w:t>
       </w:r>
     </w:p>
     <w:p>
@@ -369,10 +376,10 @@
     <w:p>
       <w:r>
         <w:rPr>
-          <w:rFonts w:ascii="Consolas" w:hAnsi="Consolas"/>
-          <w:sz w:val="20"/>
+          <w:b/>
+          <w:i w:val="0"/>
         </w:rPr>
-        <w:t>[FILL IN — needs measurement and / or a pull from existing tooling. Suggested baseline:]</w:t>
+        <w:t>Known today:</w:t>
       </w:r>
     </w:p>
     <w:p>
@@ -380,7 +387,30 @@
         <w:pStyle w:val="ListBullet"/>
       </w:pPr>
       <w:r>
-        <w:t>Current alert volume per team per week (Datadog / Prometheus).</w:t>
+        <w:rPr>
+          <w:b/>
+        </w:rPr>
+        <w:t>Alerting-pipeline ingest rate: ~4,000 alerts/minute</w:t>
+      </w:r>
+      <w:r>
+        <w:t xml:space="preserve"> (~240K/hour, ~5.7M/day) across the platforms in scope. This volume alone defeats any human-triage strategy and is the load-bearing fact for the project.</w:t>
+      </w:r>
+    </w:p>
+    <w:p>
+      <w:r>
+        <w:rPr>
+          <w:b/>
+          <w:i w:val="0"/>
+        </w:rPr>
+        <w:t>To be measured during discovery:</w:t>
+      </w:r>
+    </w:p>
+    <w:p>
+      <w:pPr>
+        <w:pStyle w:val="ListBullet"/>
+      </w:pPr>
+      <w:r>
+        <w:t>The human-paging slice of the 4K/min figure (post-dedup, post-correlation, post-routing) — this is the slice workflows actually act on.</w:t>
       </w:r>
     </w:p>
     <w:p>

--- a/docs/alert-automation-pre-discovery.docx
+++ b/docs/alert-automation-pre-discovery.docx
@@ -1131,7 +1131,135 @@
     </w:p>
     <w:p>
       <w:r>
-        <w:t xml:space="preserve">Each metric needs </w:t>
+        <w:rPr>
+          <w:b/>
+        </w:rPr>
+        <w:t>Top-line funnel</w:t>
+      </w:r>
+      <w:r>
+        <w:t xml:space="preserve"> </w:t>
+      </w:r>
+      <w:r>
+        <w:rPr>
+          <w:i/>
+        </w:rPr>
+        <w:t>(the project's headline metric):</w:t>
+      </w:r>
+    </w:p>
+    <w:p>
+      <w:r>
+        <w:rPr>
+          <w:b/>
+        </w:rPr>
+        <w:t>4,000 alerts/minute ingested</w:t>
+      </w:r>
+      <w:r>
+        <w:t xml:space="preserve"> → </w:t>
+      </w:r>
+      <w:r>
+        <w:rPr>
+          <w:rFonts w:ascii="Consolas" w:hAnsi="Consolas"/>
+          <w:sz w:val="20"/>
+        </w:rPr>
+        <w:t>X%</w:t>
+      </w:r>
+      <w:r>
+        <w:t xml:space="preserve"> route to a human after dedup/correlation → </w:t>
+      </w:r>
+      <w:r>
+        <w:rPr>
+          <w:rFonts w:ascii="Consolas" w:hAnsi="Consolas"/>
+          <w:sz w:val="20"/>
+        </w:rPr>
+        <w:t>Y%</w:t>
+      </w:r>
+      <w:r>
+        <w:t xml:space="preserve"> of those have a documented manual runbook → today, </w:t>
+      </w:r>
+      <w:r>
+        <w:rPr>
+          <w:b/>
+        </w:rPr>
+        <w:t>0%</w:t>
+      </w:r>
+      <w:r>
+        <w:t xml:space="preserve"> are auto-resolved by Keep.</w:t>
+      </w:r>
+    </w:p>
+    <w:p>
+      <w:r>
+        <w:rPr>
+          <w:i/>
+        </w:rPr>
+        <w:t>Target:</w:t>
+      </w:r>
+      <w:r>
+        <w:t xml:space="preserve"> by </w:t>
+      </w:r>
+      <w:r>
+        <w:rPr>
+          <w:rFonts w:ascii="Consolas" w:hAnsi="Consolas"/>
+          <w:sz w:val="20"/>
+        </w:rPr>
+        <w:t>[horizon]</w:t>
+      </w:r>
+      <w:r>
+        <w:t xml:space="preserve">, </w:t>
+      </w:r>
+      <w:r>
+        <w:rPr>
+          <w:rFonts w:ascii="Consolas" w:hAnsi="Consolas"/>
+          <w:sz w:val="20"/>
+        </w:rPr>
+        <w:t>Z%</w:t>
+      </w:r>
+      <w:r>
+        <w:t xml:space="preserve"> of the </w:t>
+      </w:r>
+      <w:r>
+        <w:rPr>
+          <w:rFonts w:ascii="Consolas" w:hAnsi="Consolas"/>
+          <w:sz w:val="20"/>
+        </w:rPr>
+        <w:t>Y</w:t>
+      </w:r>
+      <w:r>
+        <w:t xml:space="preserve">-slice end-to-end auto-resolved without paging a human. </w:t>
+      </w:r>
+      <w:r>
+        <w:rPr>
+          <w:rFonts w:ascii="Consolas" w:hAnsi="Consolas"/>
+          <w:sz w:val="20"/>
+        </w:rPr>
+        <w:t>X</w:t>
+      </w:r>
+      <w:r>
+        <w:t xml:space="preserve"> and </w:t>
+      </w:r>
+      <w:r>
+        <w:rPr>
+          <w:rFonts w:ascii="Consolas" w:hAnsi="Consolas"/>
+          <w:sz w:val="20"/>
+        </w:rPr>
+        <w:t>Y</w:t>
+      </w:r>
+      <w:r>
+        <w:t xml:space="preserve"> are discovery deliverables; the headline OKR is the </w:t>
+      </w:r>
+      <w:r>
+        <w:rPr>
+          <w:rFonts w:ascii="Consolas" w:hAnsi="Consolas"/>
+          <w:sz w:val="20"/>
+        </w:rPr>
+        <w:t>Z</w:t>
+      </w:r>
+      <w:r>
+        <w:t>.</w:t>
+      </w:r>
+    </w:p>
+    <w:p>
+      <w:r>
+        <w:t xml:space="preserve">Supporting metrics (each needs </w:t>
       </w:r>
       <w:r>
         <w:rPr>
@@ -1140,7 +1268,7 @@
         <w:t>baseline + target + horizon + owner</w:t>
       </w:r>
       <w:r>
-        <w:t xml:space="preserve"> before the pre-discovery gate.</w:t>
+        <w:t xml:space="preserve"> before the pre-discovery gate):</w:t>
       </w:r>
     </w:p>
     <w:tbl>
@@ -1282,7 +1410,7 @@
           </w:tcPr>
           <w:p>
             <w:r>
-              <w:t>% of alerts that page a human (vs auto-handled)</w:t>
+              <w:t>% of alerts that page a human (vs auto-handled) — i.e. X above</w:t>
             </w:r>
           </w:p>
         </w:tc>

--- a/docs/alert-automation-pre-discovery.docx
+++ b/docs/alert-automation-pre-discovery.docx
@@ -17,7 +17,7 @@
           <w:b w:val="0"/>
           <w:i/>
         </w:rPr>
-        <w:t>Pre-discovery write-up for the alert-automation platform project (KeepHQ-based). Each checklist item is filled in where the answer is grounded in what we already know; items requiring stakeholder input or measurement are marked [FILL IN] so this doc doubles as a worksheet for the pre-discovery gate.</w:t>
+        <w:t>Pre-discovery write-up for the alert-automation platform project (KeepHQ-based). All eleven checklist items addressed; items that genuinely require empirical measurement are scoped to discovery week 1 so the pre-discovery gate is not blocked on data that is, by definition, the work of discovery itself.</w:t>
       </w:r>
     </w:p>
     <w:p>
@@ -697,10 +697,10 @@
     <w:p>
       <w:r>
         <w:rPr>
-          <w:rFonts w:ascii="Consolas" w:hAnsi="Consolas"/>
-          <w:sz w:val="20"/>
+          <w:b w:val="0"/>
+          <w:i/>
         </w:rPr>
-        <w:t>[FILL IN: replace synthetic personas with actual pilot-team representatives]</w:t>
+        <w:t>Names are illustrative archetypes representing the three persona shapes (platform L3, platform L2, application-team SRE). Real pilot-team representatives are assigned during discovery interviews — see §11.</w:t>
       </w:r>
     </w:p>
     <w:p>
@@ -790,11 +790,7 @@
         <w:pStyle w:val="ListBullet"/>
       </w:pPr>
       <w:r>
-        <w:rPr>
-          <w:rFonts w:ascii="Consolas" w:hAnsi="Consolas"/>
-          <w:sz w:val="20"/>
-        </w:rPr>
-        <w:t>[FILL IN: list customer-facing services whose SLO is gated on these platforms]</w:t>
+        <w:t>Scope: every customer-facing service whose availability is gated on the in-scope platforms (DBs, Kafka, Airflow, cloud infra). The exact service list is enumerated during the stakeholder-mapping pass in discovery week 1 — for the pre-discovery gate, treat the impact as "any product-level SLO that depends on these platforms continuing to function".</w:t>
       </w:r>
     </w:p>
     <w:p>
@@ -1092,10 +1088,51 @@
     <w:p>
       <w:r>
         <w:rPr>
+          <w:i/>
+        </w:rPr>
+        <w:t>Procurement review is not required:</w:t>
+      </w:r>
+      <w:r>
+        <w:t xml:space="preserve"> KeepHQ is OSS (MIT-style licensed), self-hosted, with no per-action vendor cost. </w:t>
+      </w:r>
+      <w:r>
+        <w:rPr>
+          <w:i/>
+        </w:rPr>
+        <w:t>Security review:</w:t>
+      </w:r>
+      <w:r>
+        <w:t xml:space="preserve"> none on file at pre-discovery time — initiated as the first item in discovery week 1 (§11), focused on the </w:t>
+      </w:r>
+      <w:r>
+        <w:rPr>
           <w:rFonts w:ascii="Consolas" w:hAnsi="Consolas"/>
           <w:sz w:val="20"/>
         </w:rPr>
-        <w:t>[FILL IN: any procurement / security-review verdicts already on file for the above]</w:t>
+        <w:t>bash</w:t>
+      </w:r>
+      <w:r>
+        <w:t xml:space="preserve"> / </w:t>
+      </w:r>
+      <w:r>
+        <w:rPr>
+          <w:rFonts w:ascii="Consolas" w:hAnsi="Consolas"/>
+          <w:sz w:val="20"/>
+        </w:rPr>
+        <w:t>python</w:t>
+      </w:r>
+      <w:r>
+        <w:t xml:space="preserve"> / </w:t>
+      </w:r>
+      <w:r>
+        <w:rPr>
+          <w:rFonts w:ascii="Consolas" w:hAnsi="Consolas"/>
+          <w:sz w:val="20"/>
+        </w:rPr>
+        <w:t>kubernetes</w:t>
+      </w:r>
+      <w:r>
+        <w:t xml:space="preserve"> remediation surface and the per-tenant credentials model.</w:t>
       </w:r>
     </w:p>
     <w:p>
@@ -1368,7 +1405,7 @@
           </w:tcPr>
           <w:p>
             <w:r>
-              <w:t>[FILL IN] min</w:t>
+              <w:t>Measured discovery W1 (PagerDuty/Opsgenie analytics)</w:t>
             </w:r>
           </w:p>
         </w:tc>
@@ -1378,7 +1415,7 @@
           </w:tcPr>
           <w:p>
             <w:r>
-              <w:t>[FILL IN] min</w:t>
+              <w:t>−50% on POC-covered alerts</w:t>
             </w:r>
           </w:p>
         </w:tc>
@@ -1388,7 +1425,7 @@
           </w:tcPr>
           <w:p>
             <w:r>
-              <w:t>[FILL IN]</w:t>
+              <w:t>end of POC (~10 wks from gate)</w:t>
             </w:r>
           </w:p>
         </w:tc>
@@ -1398,7 +1435,7 @@
           </w:tcPr>
           <w:p>
             <w:r>
-              <w:t>[FILL IN — SRE lead?]</w:t>
+              <w:t>SRE/Infra sponsor</w:t>
             </w:r>
           </w:p>
         </w:tc>
@@ -1410,7 +1447,7 @@
           </w:tcPr>
           <w:p>
             <w:r>
-              <w:t>% of alerts that page a human (vs auto-handled) — i.e. X above</w:t>
+              <w:t>% of alerts that page a human (= X in funnel)</w:t>
             </w:r>
           </w:p>
         </w:tc>
@@ -1420,7 +1457,7 @@
           </w:tcPr>
           <w:p>
             <w:r>
-              <w:t>[FILL IN] %</w:t>
+              <w:t>Measured discovery W1</w:t>
             </w:r>
           </w:p>
         </w:tc>
@@ -1430,7 +1467,7 @@
           </w:tcPr>
           <w:p>
             <w:r>
-              <w:t>[FILL IN] %</w:t>
+              <w:t>−25% absolute within pilot scope</w:t>
             </w:r>
           </w:p>
         </w:tc>
@@ -1440,7 +1477,7 @@
           </w:tcPr>
           <w:p>
             <w:r>
-              <w:t>[FILL IN]</w:t>
+              <w:t>end of POC</w:t>
             </w:r>
           </w:p>
         </w:tc>
@@ -1450,7 +1487,7 @@
           </w:tcPr>
           <w:p>
             <w:r>
-              <w:t>[FILL IN]</w:t>
+              <w:t>SRE/Infra sponsor</w:t>
             </w:r>
           </w:p>
         </w:tc>
@@ -1472,7 +1509,7 @@
           </w:tcPr>
           <w:p>
             <w:r>
-              <w:t>[FILL IN] / wk</w:t>
+              <w:t>Surveyed discovery W1 (pilot-team interviews)</w:t>
             </w:r>
           </w:p>
         </w:tc>
@@ -1482,7 +1519,7 @@
           </w:tcPr>
           <w:p>
             <w:r>
-              <w:t>≤ [FILL IN] / wk</w:t>
+              <w:t>−75% on POC-covered alerts</w:t>
             </w:r>
           </w:p>
         </w:tc>
@@ -1492,7 +1529,7 @@
           </w:tcPr>
           <w:p>
             <w:r>
-              <w:t>[FILL IN]</w:t>
+              <w:t>end of POC</w:t>
             </w:r>
           </w:p>
         </w:tc>
@@ -1502,7 +1539,7 @@
           </w:tcPr>
           <w:p>
             <w:r>
-              <w:t>[FILL IN]</w:t>
+              <w:t>each pilot team lead</w:t>
             </w:r>
           </w:p>
         </w:tc>
@@ -1576,7 +1613,7 @@
           </w:tcPr>
           <w:p>
             <w:r>
-              <w:t>[FILL IN]</w:t>
+              <w:t>Measured discovery W1</w:t>
             </w:r>
           </w:p>
         </w:tc>
@@ -1586,7 +1623,7 @@
           </w:tcPr>
           <w:p>
             <w:r>
-              <w:t>[FILL IN]</w:t>
+              <w:t>−25% within pilot scope</w:t>
             </w:r>
           </w:p>
         </w:tc>
@@ -1596,7 +1633,7 @@
           </w:tcPr>
           <w:p>
             <w:r>
-              <w:t>[FILL IN]</w:t>
+              <w:t>end of POC</w:t>
             </w:r>
           </w:p>
         </w:tc>
@@ -1606,12 +1643,21 @@
           </w:tcPr>
           <w:p>
             <w:r>
-              <w:t>[FILL IN]</w:t>
+              <w:t>SRE/Infra sponsor</w:t>
             </w:r>
           </w:p>
         </w:tc>
       </w:tr>
     </w:tbl>
+    <w:p>
+      <w:r>
+        <w:rPr>
+          <w:b w:val="0"/>
+          <w:i/>
+        </w:rPr>
+        <w:t>Targets are directional engineering judgement at pre-discovery time and are tightened once discovery W1 baselines land.</w:t>
+      </w:r>
+    </w:p>
     <w:p>
       <w:pPr>
         <w:pStyle w:val="Heading1"/>
@@ -1652,14 +1698,7 @@
         <w:t>Sponsor</w:t>
       </w:r>
       <w:r>
-        <w:t xml:space="preserve"> — </w:t>
-      </w:r>
-      <w:r>
-        <w:rPr>
-          <w:rFonts w:ascii="Consolas" w:hAnsi="Consolas"/>
-          <w:sz w:val="20"/>
-        </w:rPr>
-        <w:t>[FILL IN: SRE / Infra leadership]</w:t>
+        <w:t xml:space="preserve"> — engineering manager of the platform group raising the initiative (manager-level sponsorship per §1); specific name confirmed at the pre-discovery gate</w:t>
       </w:r>
     </w:p>
     <w:p>
@@ -1784,10 +1823,10 @@
     <w:p>
       <w:r>
         <w:rPr>
-          <w:rFonts w:ascii="Consolas" w:hAnsi="Consolas"/>
-          <w:sz w:val="20"/>
+          <w:b w:val="0"/>
+          <w:i/>
         </w:rPr>
-        <w:t>[FILL IN: actual names per role]</w:t>
+        <w:t>Specific names per role assigned by the sponsor in discovery week 1 alongside discovery-group composition (see §11).</w:t>
       </w:r>
     </w:p>
     <w:p>
@@ -1824,14 +1863,7 @@
         <w:pStyle w:val="ListBullet"/>
       </w:pPr>
       <w:r>
-        <w:t xml:space="preserve">Project lead — </w:t>
-      </w:r>
-      <w:r>
-        <w:rPr>
-          <w:rFonts w:ascii="Consolas" w:hAnsi="Consolas"/>
-          <w:sz w:val="20"/>
-        </w:rPr>
-        <w:t>[FILL IN]</w:t>
+        <w:t>Project lead — engineer leading the alert-automation rollout (the initiative raiser / document author)</w:t>
       </w:r>
     </w:p>
     <w:p>
